--- a/tillsyn/A 62395-2023 tillsynsbegäran.docx
+++ b/tillsyn/A 62395-2023 tillsynsbegäran.docx
@@ -35,7 +35,7 @@
     </w:p>
     <w:p>
       <w:r>
-        <w:t>I avverkningsanmälan har följande 1 naturvårdsarter hittats: gammelgransskål (NT). Av dessa är 1 rödlistade. För rödlistade arter har rödlistekategorin angivits inom parentes.</w:t>
+        <w:t>I avverkningsanmälan har följande 2 naturvårdsarter hittats: gammelgransskål (NT) och garnlav (NT). Av dessa är 2 rödlistade. För rödlistade arter har rödlistekategorin angivits inom parentes.</w:t>
       </w:r>
     </w:p>
     <w:p>
@@ -101,6 +101,17 @@
         <w:t xml:space="preserve"> är en liten skålsvamp som växer på gamla granar med skrovlig bark. Typiska växtplatser är gransumpskog i myrkanter, bäckdråg, bäckraviner och skuggiga bergssluttningar, men också skog på torrare mark kan hysa arten om beståndet har stark naturskogskaraktär. Bestånd med arten bör behandlas som nyckelbiotoper och sparas vid en slutavverkning. Även gallring bör undvikas (SLU Artdatabanken, 2024; Nitare &amp; Skogsstyrelsen, 2019).</w:t>
       </w:r>
     </w:p>
+    <w:p>
+      <w:r>
+        <w:rPr>
+          <w:b/>
+        </w:rPr>
+        <w:t>Garnlav (NT)</w:t>
+      </w:r>
+      <w:r>
+        <w:t xml:space="preserve"> är en utpräglad barrskogsart som ibland kan drapera träden i norrländska grannaturskogar med hög luftfuktighet. Den förekommer även i talldominerade bestånd där den, förutom i trädens grenverk, påträffas hängande över ojämnheter i tallbarken. Arten har minskat starkt i södra och mellersta Sverige och den minskar även i sitt nordliga utbredningsområde. Orsaken till tillbakagången beror främst på slutavverkningar av naturskogsartade skogar. Bestånd med riklig förekomst bör regelmässigt sparas. Garnlav är värdväxt för den mycket sällsynta och akut hotade fjärilen barrskogslavfly (CR) som hör hemma i boreala barrskogar med riklig förekomst av värdväxten. Tidigare kunde arten konstateras årligen på flera platser vid Dala-Floda i Dalarna innan lokalerna kalavverkades. Senaste fyndet i landet av barrskogslavfly är från år 2000 då den påträffades vid Högberget i Sollefteå kommun (SLU Artdatabanken, 2024).</w:t>
+      </w:r>
+    </w:p>
     <w:sectPr>
       <w:headerReference w:type="even" r:id="rId8"/>
       <w:headerReference w:type="default" r:id="rId9"/>
@@ -229,7 +240,7 @@
     <w:r>
       <w:tab/>
       <w:tab/>
-      <w:t>2025-05-24</w:t>
+      <w:t>2025-05-25</w:t>
       <w:br/>
       <w:br/>
     </w:r>

--- a/tillsyn/A 62395-2023 tillsynsbegäran.docx
+++ b/tillsyn/A 62395-2023 tillsynsbegäran.docx
@@ -240,7 +240,7 @@
     <w:r>
       <w:tab/>
       <w:tab/>
-      <w:t>2025-05-25</w:t>
+      <w:t>2025-05-26</w:t>
       <w:br/>
       <w:br/>
     </w:r>

--- a/tillsyn/A 62395-2023 tillsynsbegäran.docx
+++ b/tillsyn/A 62395-2023 tillsynsbegäran.docx
@@ -240,7 +240,7 @@
     <w:r>
       <w:tab/>
       <w:tab/>
-      <w:t>2025-05-26</w:t>
+      <w:t>2025-05-27</w:t>
       <w:br/>
       <w:br/>
     </w:r>

--- a/tillsyn/A 62395-2023 tillsynsbegäran.docx
+++ b/tillsyn/A 62395-2023 tillsynsbegäran.docx
@@ -240,7 +240,7 @@
     <w:r>
       <w:tab/>
       <w:tab/>
-      <w:t>2025-05-27</w:t>
+      <w:t>2025-05-30</w:t>
       <w:br/>
       <w:br/>
     </w:r>

--- a/tillsyn/A 62395-2023 tillsynsbegäran.docx
+++ b/tillsyn/A 62395-2023 tillsynsbegäran.docx
@@ -240,7 +240,7 @@
     <w:r>
       <w:tab/>
       <w:tab/>
-      <w:t>2025-05-30</w:t>
+      <w:t>2025-06-01</w:t>
       <w:br/>
       <w:br/>
     </w:r>

--- a/tillsyn/A 62395-2023 tillsynsbegäran.docx
+++ b/tillsyn/A 62395-2023 tillsynsbegäran.docx
@@ -240,7 +240,7 @@
     <w:r>
       <w:tab/>
       <w:tab/>
-      <w:t>2025-06-01</w:t>
+      <w:t>2025-06-02</w:t>
       <w:br/>
       <w:br/>
     </w:r>

--- a/tillsyn/A 62395-2023 tillsynsbegäran.docx
+++ b/tillsyn/A 62395-2023 tillsynsbegäran.docx
@@ -240,7 +240,7 @@
     <w:r>
       <w:tab/>
       <w:tab/>
-      <w:t>2025-06-02</w:t>
+      <w:t>2025-06-03</w:t>
       <w:br/>
       <w:br/>
     </w:r>

--- a/tillsyn/A 62395-2023 tillsynsbegäran.docx
+++ b/tillsyn/A 62395-2023 tillsynsbegäran.docx
@@ -240,7 +240,7 @@
     <w:r>
       <w:tab/>
       <w:tab/>
-      <w:t>2025-06-03</w:t>
+      <w:t>2025-06-04</w:t>
       <w:br/>
       <w:br/>
     </w:r>

--- a/tillsyn/A 62395-2023 tillsynsbegäran.docx
+++ b/tillsyn/A 62395-2023 tillsynsbegäran.docx
@@ -240,7 +240,7 @@
     <w:r>
       <w:tab/>
       <w:tab/>
-      <w:t>2025-06-04</w:t>
+      <w:t>2025-06-05</w:t>
       <w:br/>
       <w:br/>
     </w:r>

--- a/tillsyn/A 62395-2023 tillsynsbegäran.docx
+++ b/tillsyn/A 62395-2023 tillsynsbegäran.docx
@@ -240,7 +240,7 @@
     <w:r>
       <w:tab/>
       <w:tab/>
-      <w:t>2025-06-05</w:t>
+      <w:t>2025-06-13</w:t>
       <w:br/>
       <w:br/>
     </w:r>

--- a/tillsyn/A 62395-2023 tillsynsbegäran.docx
+++ b/tillsyn/A 62395-2023 tillsynsbegäran.docx
@@ -240,7 +240,7 @@
     <w:r>
       <w:tab/>
       <w:tab/>
-      <w:t>2025-06-13</w:t>
+      <w:t>2025-06-15</w:t>
       <w:br/>
       <w:br/>
     </w:r>

--- a/tillsyn/A 62395-2023 tillsynsbegäran.docx
+++ b/tillsyn/A 62395-2023 tillsynsbegäran.docx
@@ -240,7 +240,7 @@
     <w:r>
       <w:tab/>
       <w:tab/>
-      <w:t>2025-06-15</w:t>
+      <w:t>2025-06-16</w:t>
       <w:br/>
       <w:br/>
     </w:r>

--- a/tillsyn/A 62395-2023 tillsynsbegäran.docx
+++ b/tillsyn/A 62395-2023 tillsynsbegäran.docx
@@ -240,7 +240,7 @@
     <w:r>
       <w:tab/>
       <w:tab/>
-      <w:t>2025-06-16</w:t>
+      <w:t>2025-06-17</w:t>
       <w:br/>
       <w:br/>
     </w:r>

--- a/tillsyn/A 62395-2023 tillsynsbegäran.docx
+++ b/tillsyn/A 62395-2023 tillsynsbegäran.docx
@@ -240,7 +240,7 @@
     <w:r>
       <w:tab/>
       <w:tab/>
-      <w:t>2025-06-17</w:t>
+      <w:t>2025-06-18</w:t>
       <w:br/>
       <w:br/>
     </w:r>

--- a/tillsyn/A 62395-2023 tillsynsbegäran.docx
+++ b/tillsyn/A 62395-2023 tillsynsbegäran.docx
@@ -240,7 +240,7 @@
     <w:r>
       <w:tab/>
       <w:tab/>
-      <w:t>2025-06-18</w:t>
+      <w:t>2025-06-19</w:t>
       <w:br/>
       <w:br/>
     </w:r>

--- a/tillsyn/A 62395-2023 tillsynsbegäran.docx
+++ b/tillsyn/A 62395-2023 tillsynsbegäran.docx
@@ -240,7 +240,7 @@
     <w:r>
       <w:tab/>
       <w:tab/>
-      <w:t>2025-06-19</w:t>
+      <w:t>2025-06-20</w:t>
       <w:br/>
       <w:br/>
     </w:r>

--- a/tillsyn/A 62395-2023 tillsynsbegäran.docx
+++ b/tillsyn/A 62395-2023 tillsynsbegäran.docx
@@ -240,7 +240,7 @@
     <w:r>
       <w:tab/>
       <w:tab/>
-      <w:t>2025-06-20</w:t>
+      <w:t>2025-06-21</w:t>
       <w:br/>
       <w:br/>
     </w:r>

--- a/tillsyn/A 62395-2023 tillsynsbegäran.docx
+++ b/tillsyn/A 62395-2023 tillsynsbegäran.docx
@@ -240,7 +240,7 @@
     <w:r>
       <w:tab/>
       <w:tab/>
-      <w:t>2025-06-21</w:t>
+      <w:t>2025-06-22</w:t>
       <w:br/>
       <w:br/>
     </w:r>

--- a/tillsyn/A 62395-2023 tillsynsbegäran.docx
+++ b/tillsyn/A 62395-2023 tillsynsbegäran.docx
@@ -240,7 +240,7 @@
     <w:r>
       <w:tab/>
       <w:tab/>
-      <w:t>2025-06-22</w:t>
+      <w:t>2025-06-23</w:t>
       <w:br/>
       <w:br/>
     </w:r>

--- a/tillsyn/A 62395-2023 tillsynsbegäran.docx
+++ b/tillsyn/A 62395-2023 tillsynsbegäran.docx
@@ -240,7 +240,7 @@
     <w:r>
       <w:tab/>
       <w:tab/>
-      <w:t>2025-06-23</w:t>
+      <w:t>2025-06-24</w:t>
       <w:br/>
       <w:br/>
     </w:r>

--- a/tillsyn/A 62395-2023 tillsynsbegäran.docx
+++ b/tillsyn/A 62395-2023 tillsynsbegäran.docx
@@ -240,7 +240,7 @@
     <w:r>
       <w:tab/>
       <w:tab/>
-      <w:t>2025-06-24</w:t>
+      <w:t>2025-06-25</w:t>
       <w:br/>
       <w:br/>
     </w:r>

--- a/tillsyn/A 62395-2023 tillsynsbegäran.docx
+++ b/tillsyn/A 62395-2023 tillsynsbegäran.docx
@@ -240,7 +240,7 @@
     <w:r>
       <w:tab/>
       <w:tab/>
-      <w:t>2025-06-25</w:t>
+      <w:t>2025-06-26</w:t>
       <w:br/>
       <w:br/>
     </w:r>

--- a/tillsyn/A 62395-2023 tillsynsbegäran.docx
+++ b/tillsyn/A 62395-2023 tillsynsbegäran.docx
@@ -240,7 +240,7 @@
     <w:r>
       <w:tab/>
       <w:tab/>
-      <w:t>2025-06-26</w:t>
+      <w:t>2025-06-27</w:t>
       <w:br/>
       <w:br/>
     </w:r>

--- a/tillsyn/A 62395-2023 tillsynsbegäran.docx
+++ b/tillsyn/A 62395-2023 tillsynsbegäran.docx
@@ -240,7 +240,7 @@
     <w:r>
       <w:tab/>
       <w:tab/>
-      <w:t>2025-06-27</w:t>
+      <w:t>2025-06-28</w:t>
       <w:br/>
       <w:br/>
     </w:r>

--- a/tillsyn/A 62395-2023 tillsynsbegäran.docx
+++ b/tillsyn/A 62395-2023 tillsynsbegäran.docx
@@ -240,7 +240,7 @@
     <w:r>
       <w:tab/>
       <w:tab/>
-      <w:t>2025-06-28</w:t>
+      <w:t>2025-06-29</w:t>
       <w:br/>
       <w:br/>
     </w:r>

--- a/tillsyn/A 62395-2023 tillsynsbegäran.docx
+++ b/tillsyn/A 62395-2023 tillsynsbegäran.docx
@@ -240,7 +240,7 @@
     <w:r>
       <w:tab/>
       <w:tab/>
-      <w:t>2025-06-29</w:t>
+      <w:t>2025-06-30</w:t>
       <w:br/>
       <w:br/>
     </w:r>

--- a/tillsyn/A 62395-2023 tillsynsbegäran.docx
+++ b/tillsyn/A 62395-2023 tillsynsbegäran.docx
@@ -240,7 +240,7 @@
     <w:r>
       <w:tab/>
       <w:tab/>
-      <w:t>2025-06-30</w:t>
+      <w:t>2025-07-01</w:t>
       <w:br/>
       <w:br/>
     </w:r>

--- a/tillsyn/A 62395-2023 tillsynsbegäran.docx
+++ b/tillsyn/A 62395-2023 tillsynsbegäran.docx
@@ -240,7 +240,7 @@
     <w:r>
       <w:tab/>
       <w:tab/>
-      <w:t>2025-07-01</w:t>
+      <w:t>2025-07-02</w:t>
       <w:br/>
       <w:br/>
     </w:r>

--- a/tillsyn/A 62395-2023 tillsynsbegäran.docx
+++ b/tillsyn/A 62395-2023 tillsynsbegäran.docx
@@ -240,7 +240,7 @@
     <w:r>
       <w:tab/>
       <w:tab/>
-      <w:t>2025-07-02</w:t>
+      <w:t>2025-07-03</w:t>
       <w:br/>
       <w:br/>
     </w:r>

--- a/tillsyn/A 62395-2023 tillsynsbegäran.docx
+++ b/tillsyn/A 62395-2023 tillsynsbegäran.docx
@@ -240,7 +240,7 @@
     <w:r>
       <w:tab/>
       <w:tab/>
-      <w:t>2025-07-03</w:t>
+      <w:t>2025-07-04</w:t>
       <w:br/>
       <w:br/>
     </w:r>

--- a/tillsyn/A 62395-2023 tillsynsbegäran.docx
+++ b/tillsyn/A 62395-2023 tillsynsbegäran.docx
@@ -240,7 +240,7 @@
     <w:r>
       <w:tab/>
       <w:tab/>
-      <w:t>2025-07-04</w:t>
+      <w:t>2025-07-05</w:t>
       <w:br/>
       <w:br/>
     </w:r>

--- a/tillsyn/A 62395-2023 tillsynsbegäran.docx
+++ b/tillsyn/A 62395-2023 tillsynsbegäran.docx
@@ -240,7 +240,7 @@
     <w:r>
       <w:tab/>
       <w:tab/>
-      <w:t>2025-07-05</w:t>
+      <w:t>2025-07-06</w:t>
       <w:br/>
       <w:br/>
     </w:r>

--- a/tillsyn/A 62395-2023 tillsynsbegäran.docx
+++ b/tillsyn/A 62395-2023 tillsynsbegäran.docx
@@ -240,7 +240,7 @@
     <w:r>
       <w:tab/>
       <w:tab/>
-      <w:t>2025-07-06</w:t>
+      <w:t>2025-07-07</w:t>
       <w:br/>
       <w:br/>
     </w:r>

--- a/tillsyn/A 62395-2023 tillsynsbegäran.docx
+++ b/tillsyn/A 62395-2023 tillsynsbegäran.docx
@@ -240,7 +240,7 @@
     <w:r>
       <w:tab/>
       <w:tab/>
-      <w:t>2025-07-07</w:t>
+      <w:t>2025-07-08</w:t>
       <w:br/>
       <w:br/>
     </w:r>

--- a/tillsyn/A 62395-2023 tillsynsbegäran.docx
+++ b/tillsyn/A 62395-2023 tillsynsbegäran.docx
@@ -240,7 +240,7 @@
     <w:r>
       <w:tab/>
       <w:tab/>
-      <w:t>2025-07-08</w:t>
+      <w:t>2025-07-09</w:t>
       <w:br/>
       <w:br/>
     </w:r>

--- a/tillsyn/A 62395-2023 tillsynsbegäran.docx
+++ b/tillsyn/A 62395-2023 tillsynsbegäran.docx
@@ -240,7 +240,7 @@
     <w:r>
       <w:tab/>
       <w:tab/>
-      <w:t>2025-07-09</w:t>
+      <w:t>2025-07-11</w:t>
       <w:br/>
       <w:br/>
     </w:r>

--- a/tillsyn/A 62395-2023 tillsynsbegäran.docx
+++ b/tillsyn/A 62395-2023 tillsynsbegäran.docx
@@ -240,7 +240,7 @@
     <w:r>
       <w:tab/>
       <w:tab/>
-      <w:t>2025-07-11</w:t>
+      <w:t>2025-07-12</w:t>
       <w:br/>
       <w:br/>
     </w:r>

--- a/tillsyn/A 62395-2023 tillsynsbegäran.docx
+++ b/tillsyn/A 62395-2023 tillsynsbegäran.docx
@@ -240,7 +240,7 @@
     <w:r>
       <w:tab/>
       <w:tab/>
-      <w:t>2025-07-12</w:t>
+      <w:t>2025-07-13</w:t>
       <w:br/>
       <w:br/>
     </w:r>

--- a/tillsyn/A 62395-2023 tillsynsbegäran.docx
+++ b/tillsyn/A 62395-2023 tillsynsbegäran.docx
@@ -240,7 +240,7 @@
     <w:r>
       <w:tab/>
       <w:tab/>
-      <w:t>2025-07-13</w:t>
+      <w:t>2025-07-14</w:t>
       <w:br/>
       <w:br/>
     </w:r>

--- a/tillsyn/A 62395-2023 tillsynsbegäran.docx
+++ b/tillsyn/A 62395-2023 tillsynsbegäran.docx
@@ -240,7 +240,7 @@
     <w:r>
       <w:tab/>
       <w:tab/>
-      <w:t>2025-08-06</w:t>
+      <w:t>2025-08-09</w:t>
       <w:br/>
       <w:br/>
     </w:r>
